--- a/README/MATRICE_COMPETENZE.docx
+++ b/README/MATRICE_COMPETENZE.docx
@@ -1626,7 +1626,7 @@
               <w:rPr>
                 <w:sz w:val="16"/>
               </w:rPr>
-              <w:t>Il file listino_sistemato_cognome.txt consegnato ha le 4 righe [SPOSTA IN NOLEGGIO] nella sezione NOLEGGIO e la riga del casco bimbo anche in OFFERTE OPEN DAY; il docente osserva a campione</w:t>
+              <w:t>Codice O23-SCO della Palestra delle scorciatoie, sfide SPOSTA e COPIA: lo strumento controlla il listino finale e registra se le righe sono state tagliate o copiate e incollate con la tastiera, con il menu del tasto destro o riscritte</w:t>
             </w:r>
           </w:p>
         </w:tc>
@@ -1660,7 +1660,7 @@
               <w:rPr>
                 <w:sz w:val="16"/>
               </w:rPr>
-              <w:t>listino_da_sistemare.txt</w:t>
+              <w:t>scorciatoie_officina23.html</w:t>
             </w:r>
           </w:p>
         </w:tc>
@@ -1747,7 +1747,7 @@
               <w:rPr>
                 <w:sz w:val="16"/>
               </w:rPr>
-              <w:t>Il file consegnato e' integro (nessuna riga di prodotto persa; righe vuote in piu' accettate) e la scheda descrive cosa e' successo e quante volte e' servito Ctrl+Z</w:t>
+              <w:t>Codice O23-SCO, sfida ANNULLA: lo strumento registra la prova (Ctrl+A e un tasto) e se il listino torna identico con Ctrl+Z</w:t>
             </w:r>
           </w:p>
         </w:tc>
@@ -1781,7 +1781,7 @@
               <w:rPr>
                 <w:sz w:val="16"/>
               </w:rPr>
-              <w:t>listino_da_sistemare.txt</w:t>
+              <w:t>scorciatoie_officina23.html</w:t>
             </w:r>
           </w:p>
         </w:tc>
@@ -1868,7 +1868,7 @@
               <w:rPr>
                 <w:sz w:val="16"/>
               </w:rPr>
-              <w:t>Risposte corrette nella scheda L1-A: prodotto del codice EB-07 (trovato con Ctrl+F nel Blocco note) e numero di ESAURITO contato con Ctrl+F in Chrome; uso di Ctrl+F nelle pagine della ricerca L3</w:t>
+              <w:t>Codice O23-SCO, sfide TROVA (prodotto del codice EB-07) e CONTA (quante volte compare ESAURITO, letto sul contatore della barra Trova); uso di Ctrl+F nelle pagine della ricerca L3</w:t>
             </w:r>
           </w:p>
         </w:tc>
@@ -1902,7 +1902,7 @@
               <w:rPr>
                 <w:sz w:val="16"/>
               </w:rPr>
-              <w:t>listino_da_sistemare.txt (circa 200 righe)</w:t>
+              <w:t>scorciatoie_officina23.html (listino di 192 righe)</w:t>
             </w:r>
           </w:p>
         </w:tc>
@@ -1989,7 +1989,7 @@
               <w:rPr>
                 <w:sz w:val="16"/>
               </w:rPr>
-              <w:t>Nella consegna c'e' listino_sistemato_cognome.txt con le modifiche salvate (il file originale non basta)</w:t>
+              <w:t>Codice O23-SCO, sfida SALVA (salvataggio simulato): Ctrl+S e Salva con nome con un nome conforme alla regola (listino_sistemato_cognome.txt) su un listino gia' sistemato</w:t>
             </w:r>
           </w:p>
         </w:tc>
@@ -2023,7 +2023,7 @@
               <w:rPr>
                 <w:sz w:val="16"/>
               </w:rPr>
-              <w:t>listino_da_sistemare.txt</w:t>
+              <w:t>scorciatoie_officina23.html</w:t>
             </w:r>
           </w:p>
         </w:tc>
@@ -2040,7 +2040,7 @@
               <w:rPr>
                 <w:sz w:val="16"/>
               </w:rPr>
-              <w:t>File con nome richiesto e contenuto aggiornato</w:t>
+              <w:t>Nome listino_sistemato_cognome.txt e contenuto aggiornato</w:t>
             </w:r>
           </w:p>
         </w:tc>
@@ -9294,7 +9294,7 @@
               <w:rPr>
                 <w:sz w:val="16"/>
               </w:rPr>
-              <w:t>listino_da_sistemare.txt</w:t>
+              <w:t>scorciatoie_officina23.html</w:t>
             </w:r>
           </w:p>
         </w:tc>
@@ -9311,7 +9311,7 @@
               <w:rPr>
                 <w:sz w:val="16"/>
               </w:rPr>
-              <w:t>Riordina il listino con Ctrl+X/C/V, cerca con Ctrl+F, sopravvive a Ctrl+A, salva con Ctrl+S e Salva con nome</w:t>
+              <w:t>Nel Blocco note simulato trova con Ctrl+F, sposta e copia righe con Ctrl+X/C/V, recupera con Ctrl+Z dopo Ctrl+A, salva con Ctrl+S e Salva con nome</w:t>
             </w:r>
           </w:p>
         </w:tc>
@@ -9328,7 +9328,7 @@
               <w:rPr>
                 <w:sz w:val="16"/>
               </w:rPr>
-              <w:t>listino_sistemato_cognome.txt</w:t>
+              <w:t>Codice O23-SCO</w:t>
             </w:r>
           </w:p>
         </w:tc>
@@ -13973,7 +13973,7 @@
               <w:rPr>
                 <w:sz w:val="16"/>
               </w:rPr>
-              <w:t>Cartellino 'Ctrl+X = forbici, Ctrl+C = fotocopia, Ctrl+V = incolla'; righe da spostare evidenziate dal tag</w:t>
+              <w:t>Cartellino 'Ctrl+X = forbici, Ctrl+C = fotocopia, Ctrl+V = incolla'; righe da spostare evidenziate dal tag; suggerimento passo passo nello strumento</w:t>
             </w:r>
           </w:p>
         </w:tc>
@@ -14026,7 +14026,7 @@
               <w:rPr>
                 <w:sz w:val="16"/>
               </w:rPr>
-              <w:t>Avviso in grassetto PRIMA della prova: 'se sparisce tutto, niente panico: Ctrl+Z'</w:t>
+              <w:t>Avviso in grassetto PRIMA della prova: 'se sparisce tutto, niente panico: Ctrl+Z'; avviso rosso nello strumento finche' il testo non torna</w:t>
             </w:r>
           </w:p>
         </w:tc>
@@ -14079,7 +14079,7 @@
               <w:rPr>
                 <w:sz w:val="16"/>
               </w:rPr>
-              <w:t>Immagine della barra di ricerca di Chrome con il contatore '1/7' cerchiato</w:t>
+              <w:t>Barra Trova con contatore '1/7' come in Chrome; suggerimento nello strumento</w:t>
             </w:r>
           </w:p>
         </w:tc>
@@ -14132,7 +14132,7 @@
               <w:rPr>
                 <w:sz w:val="16"/>
               </w:rPr>
-              <w:t>Esempio del nome file gia' scritto con il segnaposto 'cognome'</w:t>
+              <w:t>Esempio del nome gia' scritto; la finestra Salva con nome indica quale regola non e' rispettata</w:t>
             </w:r>
           </w:p>
         </w:tc>
